--- a/블로그글작성/판례/물환경_대법원_시리즈/판례_대법원2002도6931_시료에서검출됐다고배출시설자체에서발생한것은아닙니다.docx
+++ b/블로그글작성/판례/물환경_대법원_시리즈/판례_대법원2002도6931_시료에서검출됐다고배출시설자체에서발생한것은아닙니다.docx
@@ -599,6 +599,13 @@
           <w:rFonts w:ascii="맑은 고딕" w:hAnsi="맑은 고딕" w:eastAsia="맑은 고딕" w:cs="맑은 고딕"/>
           <w:color w:val="000000"/>
         </w:rPr>
+        <w:br/>
+      </w:r>
+      <w:r>
+        <w:rPr>
+          <w:rFonts w:ascii="맑은 고딕" w:hAnsi="맑은 고딕" w:eastAsia="맑은 고딕" w:cs="맑은 고딕"/>
+          <w:color w:val="000000"/>
+        </w:rPr>
         <w:t>② 검사는 피고인이 1999. 1. 11.경부터 2002. 3. 12.경까지 사업장에 나염제조시설 4대 등을 갖추고 조업하는 과정에서 발생한 폐수를, 특정수질유해물질인 구리화합물이 함유된 상태로 1일 평균 823ℓ씩 사업장 내 하수관을 통하여 무단 배출하였다는 공소사실로 기소하였다.</w:t>
       </w:r>
       <w:r>
@@ -613,6 +620,13 @@
           <w:rFonts w:ascii="맑은 고딕" w:hAnsi="맑은 고딕" w:eastAsia="맑은 고딕" w:cs="맑은 고딕"/>
           <w:color w:val="000000"/>
         </w:rPr>
+        <w:br/>
+      </w:r>
+      <w:r>
+        <w:rPr>
+          <w:rFonts w:ascii="맑은 고딕" w:hAnsi="맑은 고딕" w:eastAsia="맑은 고딕" w:cs="맑은 고딕"/>
+          <w:color w:val="000000"/>
+        </w:rPr>
         <w:t>③ 당시 시행령은 ‘특정수질유해물질이 발생되는 배출시설’ 등을 허가 대상으로, 그 밖의 배출시설을 신고 대상으로 구분하고 있었고, 시행규칙 [별표 2]는 ‘구리(동) 및 그 화합물’을 특정수질유해물질의 하나로 규정하면서 기준수치는 정하지 않았다.</w:t>
       </w:r>
       <w:r>
@@ -627,7 +641,21 @@
           <w:rFonts w:ascii="맑은 고딕" w:hAnsi="맑은 고딕" w:eastAsia="맑은 고딕" w:cs="맑은 고딕"/>
           <w:color w:val="000000"/>
         </w:rPr>
+        <w:br/>
+      </w:r>
+      <w:r>
+        <w:rPr>
+          <w:rFonts w:ascii="맑은 고딕" w:hAnsi="맑은 고딕" w:eastAsia="맑은 고딕" w:cs="맑은 고딕"/>
+          <w:color w:val="000000"/>
+        </w:rPr>
         <w:t>④ 이 사건 사업장에서 채취한 시료의 검사결과는 구리화합물이 0.536㎎/ℓ 함유되어 있다는 것이었는데, 피고인이 실제 사용한 물감 등 원료에는 구리가 포함되어 있지 않았고 시료 채취에도 부적합한 점이 있었다.</w:t>
+      </w:r>
+      <w:r>
+        <w:rPr>
+          <w:rFonts w:ascii="맑은 고딕" w:hAnsi="맑은 고딕" w:eastAsia="맑은 고딕" w:cs="맑은 고딕"/>
+          <w:color w:val="000000"/>
+        </w:rPr>
+        <w:br/>
       </w:r>
       <w:r>
         <w:rPr>
@@ -680,6 +708,7 @@
         <w:rPr>
           <w:rFonts w:ascii="맑은 고딕" w:hAnsi="맑은 고딕" w:eastAsia="맑은 고딕" w:cs="맑은 고딕"/>
           <w:color w:val="000000"/>
+          <w:u w:val="single"/>
         </w:rPr>
         <w:t>이 사건의 쟁점은, ‘구리(동) 및 그 화합물’을 특정수질유해물질로 정한 시행규칙 규정이 죄형법정주의의 명확성 원칙에 반하거나 모법의 위임범위를 벗어나 무효인지 여부와, 시행령이 정한 ‘특정수질유해물질이 발생되는 배출시설’의 의미이다.</w:t>
       </w:r>
@@ -735,6 +764,15 @@
           <w:rFonts w:ascii="맑은 고딕" w:hAnsi="맑은 고딕" w:eastAsia="맑은 고딕" w:cs="맑은 고딕"/>
           <w:color w:val="000000"/>
         </w:rPr>
+        <w:br/>
+      </w:r>
+      <w:r>
+        <w:rPr>
+          <w:rFonts w:ascii="맑은 고딕" w:hAnsi="맑은 고딕" w:eastAsia="맑은 고딕" w:cs="맑은 고딕"/>
+          <w:b/>
+          <w:color w:val="000000"/>
+          <w:u w:val="single"/>
+        </w:rPr>
         <w:t>② 대법원의 판단 시행규칙이 무효라는 원심의 판단은 수긍하기 어려우나, 범죄의 증명이 없다고 본 결론은 정당하다.</w:t>
       </w:r>
       <w:r>
@@ -749,6 +787,13 @@
           <w:rFonts w:ascii="맑은 고딕" w:hAnsi="맑은 고딕" w:eastAsia="맑은 고딕" w:cs="맑은 고딕"/>
           <w:color w:val="000000"/>
         </w:rPr>
+        <w:br/>
+      </w:r>
+      <w:r>
+        <w:rPr>
+          <w:rFonts w:ascii="맑은 고딕" w:hAnsi="맑은 고딕" w:eastAsia="맑은 고딕" w:cs="맑은 고딕"/>
+          <w:color w:val="000000"/>
+        </w:rPr>
         <w:t>③ 형벌법규의 입법목적이나 전체적 내용, 구조 등을 살펴보아 사물의 변별능력을 제대로 갖춘 일반인의 이해와 판단으로서 구성요건 요소에 해당하는 행위 유형을 정형화하거나 한정할 합리적 해석 기준을 찾을 수 있다면 명확성의 원칙에 반하지 않는다.</w:t>
       </w:r>
       <w:r>
@@ -763,6 +808,13 @@
           <w:rFonts w:ascii="맑은 고딕" w:hAnsi="맑은 고딕" w:eastAsia="맑은 고딕" w:cs="맑은 고딕"/>
           <w:color w:val="000000"/>
         </w:rPr>
+        <w:br/>
+      </w:r>
+      <w:r>
+        <w:rPr>
+          <w:rFonts w:ascii="맑은 고딕" w:hAnsi="맑은 고딕" w:eastAsia="맑은 고딕" w:cs="맑은 고딕"/>
+          <w:color w:val="000000"/>
+        </w:rPr>
         <w:t>④ 이 사건 시행규칙은 법관의 보충적 해석도 거의 필요가 없는 서술적 개념인 ‘구리(동) 및 그 화합물’을 규정하고 있어, 어떤 물질이 이에 해당하는지에 관하여 수범자인 국민의 예측가능성이 충분히 보장되어 있고 법집행자의 자의적 집행 가능성도 거의 없으므로 명확성의 원칙에 반한다고 볼 수 없다.</w:t>
       </w:r>
       <w:r>
@@ -777,6 +829,15 @@
           <w:rFonts w:ascii="맑은 고딕" w:hAnsi="맑은 고딕" w:eastAsia="맑은 고딕" w:cs="맑은 고딕"/>
           <w:color w:val="000000"/>
         </w:rPr>
+        <w:br/>
+      </w:r>
+      <w:r>
+        <w:rPr>
+          <w:rFonts w:ascii="맑은 고딕" w:hAnsi="맑은 고딕" w:eastAsia="맑은 고딕" w:cs="맑은 고딕"/>
+          <w:b/>
+          <w:color w:val="000000"/>
+          <w:u w:val="single"/>
+        </w:rPr>
         <w:t>⑤ 또한 특정수질유해물질을 규정하면서 기준수치를 정하지 않은 것은 모법의 기본적인 입법 목적과 폐수배출시설 허가제도의 취지에 부합하는 것으로서, 모법의 위임범위를 벗어났다거나 개인의 자유와 권리를 자의적으로 제한하는 위헌·위법한 규정이라고 할 수 없다.</w:t>
       </w:r>
       <w:r>
@@ -791,6 +852,13 @@
           <w:rFonts w:ascii="맑은 고딕" w:hAnsi="맑은 고딕" w:eastAsia="맑은 고딕" w:cs="맑은 고딕"/>
           <w:color w:val="000000"/>
         </w:rPr>
+        <w:br/>
+      </w:r>
+      <w:r>
+        <w:rPr>
+          <w:rFonts w:ascii="맑은 고딕" w:hAnsi="맑은 고딕" w:eastAsia="맑은 고딕" w:cs="맑은 고딕"/>
+          <w:color w:val="000000"/>
+        </w:rPr>
         <w:t>⑥ 다만 시행령에서 말하는 ‘특정수질유해물질이 발생되는 배출시설’이라 함은, 폐수배출시설의 기능 및 공정상 특정수질유해물질이 발생되는 경우, 즉 사업자가 사용하는 원료(용수 포함)·부원료·첨가물의 성질 및 그 공정 과정에서의 화학 작용 등이 원인이 되어 특정수질유해물질이 발생되는 경우를 의미한다.</w:t>
       </w:r>
       <w:r>
@@ -805,6 +873,13 @@
           <w:rFonts w:ascii="맑은 고딕" w:hAnsi="맑은 고딕" w:eastAsia="맑은 고딕" w:cs="맑은 고딕"/>
           <w:color w:val="000000"/>
         </w:rPr>
+        <w:br/>
+      </w:r>
+      <w:r>
+        <w:rPr>
+          <w:rFonts w:ascii="맑은 고딕" w:hAnsi="맑은 고딕" w:eastAsia="맑은 고딕" w:cs="맑은 고딕"/>
+          <w:color w:val="000000"/>
+        </w:rPr>
         <w:t>⑦ 피고인이 실제 사용한 물감 등 원료에 구리 등이 포함되어 있지 않았고 시료의 부적합성 등도 인정되는 이상, 시료에 구리화합물이 함유되어 있다는 취지의 검사결과통보서만으로는 피고인이 설치한 폐수배출시설 자체로부터 구리화합물이 발생되었다고 단정하기 어렵다.</w:t>
       </w:r>
       <w:r>
@@ -818,6 +893,15 @@
         <w:rPr>
           <w:rFonts w:ascii="맑은 고딕" w:hAnsi="맑은 고딕" w:eastAsia="맑은 고딕" w:cs="맑은 고딕"/>
           <w:color w:val="000000"/>
+        </w:rPr>
+        <w:br/>
+      </w:r>
+      <w:r>
+        <w:rPr>
+          <w:rFonts w:ascii="맑은 고딕" w:hAnsi="맑은 고딕" w:eastAsia="맑은 고딕" w:cs="맑은 고딕"/>
+          <w:b/>
+          <w:color w:val="000000"/>
+          <w:u w:val="single"/>
         </w:rPr>
         <w:t>⑧ 따라서 이 사건 공소사실은 범죄의 증명이 없는 때에 해당하고, 원심의 결론은 정당하다.</w:t>
       </w:r>
@@ -857,7 +941,9 @@
       <w:r>
         <w:rPr>
           <w:rFonts w:ascii="맑은 고딕" w:hAnsi="맑은 고딕" w:eastAsia="맑은 고딕" w:cs="맑은 고딕"/>
-          <w:color w:val="000000"/>
+          <w:b/>
+          <w:color w:val="000000"/>
+          <w:u w:val="single"/>
         </w:rPr>
         <w:t>① 수질환경보전법시행규칙 [별표 2]는 형벌조항의 구성요건 중 한 요소인 특정수질유해물질 중의 한 종류로서 법관의 보충적 해석도 거의 필요가 없는 서술적 개념인 ‘구리(동) 및 그 화합물’을 규정하고 있는바, 위 규정 내용 자체는 일반인의 이해와 판단으로서 그 의미를 명확하게 파악할 수 있는 것이어서 명확성의 원칙에 반하는 규정이라고 볼 수 없으며, 기준수치를 정하지 않은 것도 모법의 위임범위를 벗어났다고 할 수 없다.</w:t>
       </w:r>
@@ -872,6 +958,14 @@
         <w:rPr>
           <w:rFonts w:ascii="맑은 고딕" w:hAnsi="맑은 고딕" w:eastAsia="맑은 고딕" w:cs="맑은 고딕"/>
           <w:color w:val="000000"/>
+        </w:rPr>
+        <w:br/>
+      </w:r>
+      <w:r>
+        <w:rPr>
+          <w:rFonts w:ascii="맑은 고딕" w:hAnsi="맑은 고딕" w:eastAsia="맑은 고딕" w:cs="맑은 고딕"/>
+          <w:color w:val="000000"/>
+          <w:u w:val="single"/>
         </w:rPr>
         <w:t>② 수질환경보전법시행령에서 말하는 ‘특정수질유해물질이 발생되는 배출시설’이라 함은, 폐수배출시설의 기능 및 공정상 특정수질유해물질이 발생되는 경우, 즉 사업자가 사용하는 원료(용수 포함)·부원료·첨가물의 성질 및 그 공정 과정에서의 화학 작용 등이 원인이 되어 특정수질유해물질이 발생되는 경우를 의미한다.</w:t>
       </w:r>

--- a/블로그글작성/판례/물환경_대법원_시리즈/판례_대법원2002도6931_시료에서검출됐다고배출시설자체에서발생한것은아닙니다.docx
+++ b/블로그글작성/판례/물환경_대법원_시리즈/판례_대법원2002도6931_시료에서검출됐다고배출시설자체에서발생한것은아닙니다.docx
@@ -16,7 +16,7 @@
           <w:color w:val="000000"/>
           <w:sz w:val="30"/>
         </w:rPr>
-        <w:t>시료에서 검출됐다고 배출시설 자체에서 발생한 것은 아닙니다</w:t>
+        <w:t>시료에서 검출됐다고 배출시설 자체에서 발생한 것은 아닙니다. (2002도6931)</w:t>
       </w:r>
     </w:p>
     <w:p>
@@ -47,12 +47,6 @@
         </w:rPr>
         <w:t>○ 폐수에서 구리화합물이 검출되었다는 이유로 무허가 폐수배출시설 설치·조업으로 기소된 사건입니다. 대법원은 ‘구리(동) 및 그 화합물’을 특정수질유해물질로 정한 시행규칙이 무효는 아니라고 하면서도, ‘특정수질유해물질이 발생되는 배출시설’이란 시설의 기능·공정상 발생하는 경우를 뜻하므로 검사결과통보서만으로 배출시설 자체에서 발생했다고 단정하기 어렵다고 보았습니다.</w:t>
       </w:r>
-    </w:p>
-    <w:p>
-      <w:pPr>
-        <w:autoSpaceDN w:val="0"/>
-        <w:autoSpaceDE w:val="0"/>
-      </w:pPr>
     </w:p>
     <w:p>
       <w:pPr>
@@ -220,12 +214,6 @@
       <w:pPr>
         <w:autoSpaceDN w:val="0"/>
         <w:autoSpaceDE w:val="0"/>
-      </w:pPr>
-    </w:p>
-    <w:p>
-      <w:pPr>
-        <w:autoSpaceDN w:val="0"/>
-        <w:autoSpaceDE w:val="0"/>
         <w:pStyle w:val="2"/>
       </w:pPr>
       <w:r>
@@ -558,6 +546,118 @@
       <w:pPr>
         <w:autoSpaceDN w:val="0"/>
         <w:autoSpaceDE w:val="0"/>
+        <w:pStyle w:val="2"/>
+        <w:spacing w:before="80"/>
+      </w:pPr>
+      <w:r>
+        <w:rPr>
+          <w:rFonts w:ascii="맑은 고딕" w:hAnsi="맑은 고딕" w:eastAsia="맑은 고딕" w:cs="맑은 고딕"/>
+          <w:color w:val="000000"/>
+        </w:rPr>
+        <w:t>2. 사실관계</w:t>
+      </w:r>
+    </w:p>
+    <w:p>
+      <w:pPr>
+        <w:autoSpaceDN w:val="0"/>
+        <w:autoSpaceDE w:val="0"/>
+      </w:pPr>
+      <w:r>
+        <w:rPr>
+          <w:rFonts w:ascii="맑은 고딕" w:hAnsi="맑은 고딕" w:eastAsia="맑은 고딕" w:cs="맑은 고딕"/>
+          <w:color w:val="000000"/>
+        </w:rPr>
+        <w:t>① 피고인은 나염가공업체를 운영하는 자로서, 환경부장관으로부터 폐수배출시설 설치허가를 받지 아니하였다.</w:t>
+      </w:r>
+      <w:r>
+        <w:rPr>
+          <w:rFonts w:ascii="맑은 고딕" w:hAnsi="맑은 고딕" w:eastAsia="맑은 고딕" w:cs="맑은 고딕"/>
+          <w:color w:val="000000"/>
+        </w:rPr>
+        <w:br/>
+      </w:r>
+      <w:r>
+        <w:rPr>
+          <w:rFonts w:ascii="맑은 고딕" w:hAnsi="맑은 고딕" w:eastAsia="맑은 고딕" w:cs="맑은 고딕"/>
+          <w:color w:val="000000"/>
+        </w:rPr>
+        <w:br/>
+      </w:r>
+      <w:r>
+        <w:rPr>
+          <w:rFonts w:ascii="맑은 고딕" w:hAnsi="맑은 고딕" w:eastAsia="맑은 고딕" w:cs="맑은 고딕"/>
+          <w:color w:val="000000"/>
+        </w:rPr>
+        <w:t>② 검사는 피고인이 1999. 1. 11.경부터 2002. 3. 12.경까지 사업장에 나염제조시설 4대 등을 갖추고 조업하는 과정에서 발생한 폐수를, 특정수질유해물질인 구리화합물이 함유된 상태로 1일 평균 823ℓ씩 사업장 내 하수관을 통하여 무단 배출하였다는 공소사실로 기소하였다.</w:t>
+      </w:r>
+      <w:r>
+        <w:rPr>
+          <w:rFonts w:ascii="맑은 고딕" w:hAnsi="맑은 고딕" w:eastAsia="맑은 고딕" w:cs="맑은 고딕"/>
+          <w:color w:val="000000"/>
+        </w:rPr>
+        <w:br/>
+      </w:r>
+      <w:r>
+        <w:rPr>
+          <w:rFonts w:ascii="맑은 고딕" w:hAnsi="맑은 고딕" w:eastAsia="맑은 고딕" w:cs="맑은 고딕"/>
+          <w:color w:val="000000"/>
+        </w:rPr>
+        <w:br/>
+      </w:r>
+      <w:r>
+        <w:rPr>
+          <w:rFonts w:ascii="맑은 고딕" w:hAnsi="맑은 고딕" w:eastAsia="맑은 고딕" w:cs="맑은 고딕"/>
+          <w:color w:val="000000"/>
+        </w:rPr>
+        <w:t>③ 당시 시행령은 ‘특정수질유해물질이 발생되는 배출시설’ 등을 허가 대상으로, 그 밖의 배출시설을 신고 대상으로 구분하고 있었고, 시행규칙 [별표 2]는 ‘구리(동) 및 그 화합물’을 특정수질유해물질의 하나로 규정하면서 기준수치는 정하지 않았다.</w:t>
+      </w:r>
+      <w:r>
+        <w:rPr>
+          <w:rFonts w:ascii="맑은 고딕" w:hAnsi="맑은 고딕" w:eastAsia="맑은 고딕" w:cs="맑은 고딕"/>
+          <w:color w:val="000000"/>
+        </w:rPr>
+        <w:br/>
+      </w:r>
+      <w:r>
+        <w:rPr>
+          <w:rFonts w:ascii="맑은 고딕" w:hAnsi="맑은 고딕" w:eastAsia="맑은 고딕" w:cs="맑은 고딕"/>
+          <w:color w:val="000000"/>
+        </w:rPr>
+        <w:br/>
+      </w:r>
+      <w:r>
+        <w:rPr>
+          <w:rFonts w:ascii="맑은 고딕" w:hAnsi="맑은 고딕" w:eastAsia="맑은 고딕" w:cs="맑은 고딕"/>
+          <w:color w:val="000000"/>
+        </w:rPr>
+        <w:t>④ 이 사건 사업장에서 채취한 시료의 검사결과는 구리화합물이 0.536㎎/ℓ 함유되어 있다는 것이었는데, 피고인이 실제 사용한 물감 등 원료에는 구리가 포함되어 있지 않았고 시료 채취에도 부적합한 점이 있었다.</w:t>
+      </w:r>
+      <w:r>
+        <w:rPr>
+          <w:rFonts w:ascii="맑은 고딕" w:hAnsi="맑은 고딕" w:eastAsia="맑은 고딕" w:cs="맑은 고딕"/>
+          <w:color w:val="000000"/>
+        </w:rPr>
+        <w:br/>
+      </w:r>
+      <w:r>
+        <w:rPr>
+          <w:rFonts w:ascii="맑은 고딕" w:hAnsi="맑은 고딕" w:eastAsia="맑은 고딕" w:cs="맑은 고딕"/>
+          <w:color w:val="000000"/>
+        </w:rPr>
+        <w:br/>
+      </w:r>
+      <w:r>
+        <w:rPr>
+          <w:rFonts w:ascii="맑은 고딕" w:hAnsi="맑은 고딕" w:eastAsia="맑은 고딕" w:cs="맑은 고딕"/>
+          <w:color w:val="000000"/>
+        </w:rPr>
+        <w:t>⑤ 원심은 위 시행규칙 규정이 명확성 원칙과 위임범위를 벗어나 무효라고 보았고, 나아가 검사결과통보서만으로는 배출시설 자체에서 구리화합물이 발생하였다고 단정하기 어렵다고 보아 무죄를 선고하였다.</w:t>
+      </w:r>
+    </w:p>
+    <w:p>
+      <w:pPr>
+        <w:autoSpaceDN w:val="0"/>
+        <w:autoSpaceDE w:val="0"/>
       </w:pPr>
     </w:p>
     <w:p>
@@ -572,7 +672,7 @@
           <w:rFonts w:ascii="맑은 고딕" w:hAnsi="맑은 고딕" w:eastAsia="맑은 고딕" w:cs="맑은 고딕"/>
           <w:color w:val="000000"/>
         </w:rPr>
-        <w:t>2. 사실관계</w:t>
+        <w:t>3. 쟁점</w:t>
       </w:r>
     </w:p>
     <w:p>
@@ -584,99 +684,10 @@
         <w:rPr>
           <w:rFonts w:ascii="맑은 고딕" w:hAnsi="맑은 고딕" w:eastAsia="맑은 고딕" w:cs="맑은 고딕"/>
           <w:color w:val="000000"/>
-        </w:rPr>
-        <w:t>① 피고인은 나염가공업체를 운영하는 자로서, 환경부장관으로부터 폐수배출시설 설치허가를 받지 아니하였다.</w:t>
-      </w:r>
-      <w:r>
-        <w:rPr>
-          <w:rFonts w:ascii="맑은 고딕" w:hAnsi="맑은 고딕" w:eastAsia="맑은 고딕" w:cs="맑은 고딕"/>
-          <w:color w:val="000000"/>
-        </w:rPr>
-        <w:br/>
-      </w:r>
-      <w:r>
-        <w:rPr>
-          <w:rFonts w:ascii="맑은 고딕" w:hAnsi="맑은 고딕" w:eastAsia="맑은 고딕" w:cs="맑은 고딕"/>
-          <w:color w:val="000000"/>
-        </w:rPr>
-        <w:br/>
-      </w:r>
-      <w:r>
-        <w:rPr>
-          <w:rFonts w:ascii="맑은 고딕" w:hAnsi="맑은 고딕" w:eastAsia="맑은 고딕" w:cs="맑은 고딕"/>
-          <w:color w:val="000000"/>
-        </w:rPr>
-        <w:t>② 검사는 피고인이 1999. 1. 11.경부터 2002. 3. 12.경까지 사업장에 나염제조시설 4대 등을 갖추고 조업하는 과정에서 발생한 폐수를, 특정수질유해물질인 구리화합물이 함유된 상태로 1일 평균 823ℓ씩 사업장 내 하수관을 통하여 무단 배출하였다는 공소사실로 기소하였다.</w:t>
-      </w:r>
-      <w:r>
-        <w:rPr>
-          <w:rFonts w:ascii="맑은 고딕" w:hAnsi="맑은 고딕" w:eastAsia="맑은 고딕" w:cs="맑은 고딕"/>
-          <w:color w:val="000000"/>
-        </w:rPr>
-        <w:br/>
-      </w:r>
-      <w:r>
-        <w:rPr>
-          <w:rFonts w:ascii="맑은 고딕" w:hAnsi="맑은 고딕" w:eastAsia="맑은 고딕" w:cs="맑은 고딕"/>
-          <w:color w:val="000000"/>
-        </w:rPr>
-        <w:br/>
-      </w:r>
-      <w:r>
-        <w:rPr>
-          <w:rFonts w:ascii="맑은 고딕" w:hAnsi="맑은 고딕" w:eastAsia="맑은 고딕" w:cs="맑은 고딕"/>
-          <w:color w:val="000000"/>
-        </w:rPr>
-        <w:t>③ 당시 시행령은 ‘특정수질유해물질이 발생되는 배출시설’ 등을 허가 대상으로, 그 밖의 배출시설을 신고 대상으로 구분하고 있었고, 시행규칙 [별표 2]는 ‘구리(동) 및 그 화합물’을 특정수질유해물질의 하나로 규정하면서 기준수치는 정하지 않았다.</w:t>
-      </w:r>
-      <w:r>
-        <w:rPr>
-          <w:rFonts w:ascii="맑은 고딕" w:hAnsi="맑은 고딕" w:eastAsia="맑은 고딕" w:cs="맑은 고딕"/>
-          <w:color w:val="000000"/>
-        </w:rPr>
-        <w:br/>
-      </w:r>
-      <w:r>
-        <w:rPr>
-          <w:rFonts w:ascii="맑은 고딕" w:hAnsi="맑은 고딕" w:eastAsia="맑은 고딕" w:cs="맑은 고딕"/>
-          <w:color w:val="000000"/>
-        </w:rPr>
-        <w:br/>
-      </w:r>
-      <w:r>
-        <w:rPr>
-          <w:rFonts w:ascii="맑은 고딕" w:hAnsi="맑은 고딕" w:eastAsia="맑은 고딕" w:cs="맑은 고딕"/>
-          <w:color w:val="000000"/>
-        </w:rPr>
-        <w:t>④ 이 사건 사업장에서 채취한 시료의 검사결과는 구리화합물이 0.536㎎/ℓ 함유되어 있다는 것이었는데, 피고인이 실제 사용한 물감 등 원료에는 구리가 포함되어 있지 않았고 시료 채취에도 부적합한 점이 있었다.</w:t>
-      </w:r>
-      <w:r>
-        <w:rPr>
-          <w:rFonts w:ascii="맑은 고딕" w:hAnsi="맑은 고딕" w:eastAsia="맑은 고딕" w:cs="맑은 고딕"/>
-          <w:color w:val="000000"/>
-        </w:rPr>
-        <w:br/>
-      </w:r>
-      <w:r>
-        <w:rPr>
-          <w:rFonts w:ascii="맑은 고딕" w:hAnsi="맑은 고딕" w:eastAsia="맑은 고딕" w:cs="맑은 고딕"/>
-          <w:color w:val="000000"/>
-        </w:rPr>
-        <w:br/>
-      </w:r>
-      <w:r>
-        <w:rPr>
-          <w:rFonts w:ascii="맑은 고딕" w:hAnsi="맑은 고딕" w:eastAsia="맑은 고딕" w:cs="맑은 고딕"/>
-          <w:color w:val="000000"/>
-        </w:rPr>
-        <w:t>⑤ 원심은 위 시행규칙 규정이 명확성 원칙과 위임범위를 벗어나 무효라고 보았고, 나아가 검사결과통보서만으로는 배출시설 자체에서 구리화합물이 발생하였다고 단정하기 어렵다고 보아 무죄를 선고하였다.</w:t>
-      </w:r>
-    </w:p>
-    <w:p>
-      <w:pPr>
-        <w:autoSpaceDN w:val="0"/>
-        <w:autoSpaceDE w:val="0"/>
-      </w:pPr>
+          <w:u w:val="single"/>
+        </w:rPr>
+        <w:t>이 사건의 쟁점은, ‘구리(동) 및 그 화합물’을 특정수질유해물질로 정한 시행규칙 규정이 죄형법정주의의 명확성 원칙에 반하거나 모법의 위임범위를 벗어나 무효인지 여부와, 시행령이 정한 ‘특정수질유해물질이 발생되는 배출시설’의 의미이다.</w:t>
+      </w:r>
     </w:p>
     <w:p>
       <w:pPr>
@@ -696,7 +707,7 @@
           <w:rFonts w:ascii="맑은 고딕" w:hAnsi="맑은 고딕" w:eastAsia="맑은 고딕" w:cs="맑은 고딕"/>
           <w:color w:val="000000"/>
         </w:rPr>
-        <w:t>3. 쟁점</w:t>
+        <w:t>4. 판단</w:t>
       </w:r>
     </w:p>
     <w:p>
@@ -708,16 +719,162 @@
         <w:rPr>
           <w:rFonts w:ascii="맑은 고딕" w:hAnsi="맑은 고딕" w:eastAsia="맑은 고딕" w:cs="맑은 고딕"/>
           <w:color w:val="000000"/>
+        </w:rPr>
+        <w:t>① 원심의 판단 원심은 구리가 자연계에 널리 분포하는 점 등을 들어, 기준수치를 특정하지 않은 채 ‘구리(동) 및 그 화합물’만을 규정한 시행규칙은 명확성 원칙과 모법의 위임취지에 반하여 무효라고 보았고, 가사 유효하더라도 검사결과통보서만으로는 배출시설 자체에서 구리화합물이 발생하였다고 단정하기 어렵다고 판단하였다.</w:t>
+      </w:r>
+      <w:r>
+        <w:rPr>
+          <w:rFonts w:ascii="맑은 고딕" w:hAnsi="맑은 고딕" w:eastAsia="맑은 고딕" w:cs="맑은 고딕"/>
+          <w:color w:val="000000"/>
+        </w:rPr>
+        <w:br/>
+      </w:r>
+      <w:r>
+        <w:rPr>
+          <w:rFonts w:ascii="맑은 고딕" w:hAnsi="맑은 고딕" w:eastAsia="맑은 고딕" w:cs="맑은 고딕"/>
+          <w:color w:val="000000"/>
+        </w:rPr>
+        <w:br/>
+      </w:r>
+      <w:r>
+        <w:rPr>
+          <w:rFonts w:ascii="맑은 고딕" w:hAnsi="맑은 고딕" w:eastAsia="맑은 고딕" w:cs="맑은 고딕"/>
+          <w:b/>
+          <w:color w:val="000000"/>
           <w:u w:val="single"/>
         </w:rPr>
-        <w:t>이 사건의 쟁점은, ‘구리(동) 및 그 화합물’을 특정수질유해물질로 정한 시행규칙 규정이 죄형법정주의의 명확성 원칙에 반하거나 모법의 위임범위를 벗어나 무효인지 여부와, 시행령이 정한 ‘특정수질유해물질이 발생되는 배출시설’의 의미이다.</w:t>
-      </w:r>
-    </w:p>
-    <w:p>
-      <w:pPr>
-        <w:autoSpaceDN w:val="0"/>
-        <w:autoSpaceDE w:val="0"/>
-      </w:pPr>
+        <w:t>② 대법원의 판단 시행규칙이 무효라는 원심의 판단은 수긍하기 어려우나, 범죄의 증명이 없다고 본 결론은 정당하다.</w:t>
+      </w:r>
+      <w:r>
+        <w:rPr>
+          <w:rFonts w:ascii="맑은 고딕" w:hAnsi="맑은 고딕" w:eastAsia="맑은 고딕" w:cs="맑은 고딕"/>
+          <w:color w:val="000000"/>
+        </w:rPr>
+        <w:br/>
+      </w:r>
+      <w:r>
+        <w:rPr>
+          <w:rFonts w:ascii="맑은 고딕" w:hAnsi="맑은 고딕" w:eastAsia="맑은 고딕" w:cs="맑은 고딕"/>
+          <w:color w:val="000000"/>
+        </w:rPr>
+        <w:br/>
+      </w:r>
+      <w:r>
+        <w:rPr>
+          <w:rFonts w:ascii="맑은 고딕" w:hAnsi="맑은 고딕" w:eastAsia="맑은 고딕" w:cs="맑은 고딕"/>
+          <w:color w:val="000000"/>
+        </w:rPr>
+        <w:t>③ 형벌법규의 입법목적이나 전체적 내용, 구조 등을 살펴보아 사물의 변별능력을 제대로 갖춘 일반인의 이해와 판단으로서 구성요건 요소에 해당하는 행위 유형을 정형화하거나 한정할 합리적 해석 기준을 찾을 수 있다면 명확성의 원칙에 반하지 않는다.</w:t>
+      </w:r>
+      <w:r>
+        <w:rPr>
+          <w:rFonts w:ascii="맑은 고딕" w:hAnsi="맑은 고딕" w:eastAsia="맑은 고딕" w:cs="맑은 고딕"/>
+          <w:color w:val="000000"/>
+        </w:rPr>
+        <w:br/>
+      </w:r>
+      <w:r>
+        <w:rPr>
+          <w:rFonts w:ascii="맑은 고딕" w:hAnsi="맑은 고딕" w:eastAsia="맑은 고딕" w:cs="맑은 고딕"/>
+          <w:color w:val="000000"/>
+        </w:rPr>
+        <w:br/>
+      </w:r>
+      <w:r>
+        <w:rPr>
+          <w:rFonts w:ascii="맑은 고딕" w:hAnsi="맑은 고딕" w:eastAsia="맑은 고딕" w:cs="맑은 고딕"/>
+          <w:color w:val="000000"/>
+        </w:rPr>
+        <w:t>④ 이 사건 시행규칙은 법관의 보충적 해석도 거의 필요가 없는 서술적 개념인 ‘구리(동) 및 그 화합물’을 규정하고 있어, 어떤 물질이 이에 해당하는지에 관하여 수범자인 국민의 예측가능성이 충분히 보장되어 있고 법집행자의 자의적 집행 가능성도 거의 없으므로 명확성의 원칙에 반한다고 볼 수 없다.</w:t>
+      </w:r>
+      <w:r>
+        <w:rPr>
+          <w:rFonts w:ascii="맑은 고딕" w:hAnsi="맑은 고딕" w:eastAsia="맑은 고딕" w:cs="맑은 고딕"/>
+          <w:color w:val="000000"/>
+        </w:rPr>
+        <w:br/>
+      </w:r>
+      <w:r>
+        <w:rPr>
+          <w:rFonts w:ascii="맑은 고딕" w:hAnsi="맑은 고딕" w:eastAsia="맑은 고딕" w:cs="맑은 고딕"/>
+          <w:color w:val="000000"/>
+        </w:rPr>
+        <w:br/>
+      </w:r>
+      <w:r>
+        <w:rPr>
+          <w:rFonts w:ascii="맑은 고딕" w:hAnsi="맑은 고딕" w:eastAsia="맑은 고딕" w:cs="맑은 고딕"/>
+          <w:b/>
+          <w:color w:val="000000"/>
+          <w:u w:val="single"/>
+        </w:rPr>
+        <w:t>⑤ 또한 특정수질유해물질을 규정하면서 기준수치를 정하지 않은 것은 모법의 기본적인 입법 목적과 폐수배출시설 허가제도의 취지에 부합하는 것으로서, 모법의 위임범위를 벗어났다거나 개인의 자유와 권리를 자의적으로 제한하는 위헌·위법한 규정이라고 할 수 없다.</w:t>
+      </w:r>
+      <w:r>
+        <w:rPr>
+          <w:rFonts w:ascii="맑은 고딕" w:hAnsi="맑은 고딕" w:eastAsia="맑은 고딕" w:cs="맑은 고딕"/>
+          <w:color w:val="000000"/>
+        </w:rPr>
+        <w:br/>
+      </w:r>
+      <w:r>
+        <w:rPr>
+          <w:rFonts w:ascii="맑은 고딕" w:hAnsi="맑은 고딕" w:eastAsia="맑은 고딕" w:cs="맑은 고딕"/>
+          <w:color w:val="000000"/>
+        </w:rPr>
+        <w:br/>
+      </w:r>
+      <w:r>
+        <w:rPr>
+          <w:rFonts w:ascii="맑은 고딕" w:hAnsi="맑은 고딕" w:eastAsia="맑은 고딕" w:cs="맑은 고딕"/>
+          <w:color w:val="000000"/>
+        </w:rPr>
+        <w:t>⑥ 다만 시행령에서 말하는 ‘특정수질유해물질이 발생되는 배출시설’이라 함은, 폐수배출시설의 기능 및 공정상 특정수질유해물질이 발생되는 경우, 즉 사업자가 사용하는 원료(용수 포함)·부원료·첨가물의 성질 및 그 공정 과정에서의 화학 작용 등이 원인이 되어 특정수질유해물질이 발생되는 경우를 의미한다.</w:t>
+      </w:r>
+      <w:r>
+        <w:rPr>
+          <w:rFonts w:ascii="맑은 고딕" w:hAnsi="맑은 고딕" w:eastAsia="맑은 고딕" w:cs="맑은 고딕"/>
+          <w:color w:val="000000"/>
+        </w:rPr>
+        <w:br/>
+      </w:r>
+      <w:r>
+        <w:rPr>
+          <w:rFonts w:ascii="맑은 고딕" w:hAnsi="맑은 고딕" w:eastAsia="맑은 고딕" w:cs="맑은 고딕"/>
+          <w:color w:val="000000"/>
+        </w:rPr>
+        <w:br/>
+      </w:r>
+      <w:r>
+        <w:rPr>
+          <w:rFonts w:ascii="맑은 고딕" w:hAnsi="맑은 고딕" w:eastAsia="맑은 고딕" w:cs="맑은 고딕"/>
+          <w:color w:val="000000"/>
+        </w:rPr>
+        <w:t>⑦ 피고인이 실제 사용한 물감 등 원료에 구리 등이 포함되어 있지 않았고 시료의 부적합성 등도 인정되는 이상, 시료에 구리화합물이 함유되어 있다는 취지의 검사결과통보서만으로는 피고인이 설치한 폐수배출시설 자체로부터 구리화합물이 발생되었다고 단정하기 어렵다.</w:t>
+      </w:r>
+      <w:r>
+        <w:rPr>
+          <w:rFonts w:ascii="맑은 고딕" w:hAnsi="맑은 고딕" w:eastAsia="맑은 고딕" w:cs="맑은 고딕"/>
+          <w:color w:val="000000"/>
+        </w:rPr>
+        <w:br/>
+      </w:r>
+      <w:r>
+        <w:rPr>
+          <w:rFonts w:ascii="맑은 고딕" w:hAnsi="맑은 고딕" w:eastAsia="맑은 고딕" w:cs="맑은 고딕"/>
+          <w:color w:val="000000"/>
+        </w:rPr>
+        <w:br/>
+      </w:r>
+      <w:r>
+        <w:rPr>
+          <w:rFonts w:ascii="맑은 고딕" w:hAnsi="맑은 고딕" w:eastAsia="맑은 고딕" w:cs="맑은 고딕"/>
+          <w:b/>
+          <w:color w:val="000000"/>
+          <w:u w:val="single"/>
+        </w:rPr>
+        <w:t>⑧ 따라서 이 사건 공소사실은 범죄의 증명이 없는 때에 해당하고, 원심의 결론은 정당하다.</w:t>
+      </w:r>
     </w:p>
     <w:p>
       <w:pPr>
@@ -737,7 +894,7 @@
           <w:rFonts w:ascii="맑은 고딕" w:hAnsi="맑은 고딕" w:eastAsia="맑은 고딕" w:cs="맑은 고딕"/>
           <w:color w:val="000000"/>
         </w:rPr>
-        <w:t>4. 판단</w:t>
+        <w:t>5. 판결요지</w:t>
       </w:r>
     </w:p>
     <w:p>
@@ -748,9 +905,11 @@
       <w:r>
         <w:rPr>
           <w:rFonts w:ascii="맑은 고딕" w:hAnsi="맑은 고딕" w:eastAsia="맑은 고딕" w:cs="맑은 고딕"/>
-          <w:color w:val="000000"/>
-        </w:rPr>
-        <w:t>① 원심의 판단 원심은 구리가 자연계에 널리 분포하는 점 등을 들어, 기준수치를 특정하지 않은 채 ‘구리(동) 및 그 화합물’만을 규정한 시행규칙은 명확성 원칙과 모법의 위임취지에 반하여 무효라고 보았고, 가사 유효하더라도 검사결과통보서만으로는 배출시설 자체에서 구리화합물이 발생하였다고 단정하기 어렵다고 판단하였다.</w:t>
+          <w:b/>
+          <w:color w:val="000000"/>
+          <w:u w:val="single"/>
+        </w:rPr>
+        <w:t>① 수질환경보전법시행규칙 [별표 2]는 형벌조항의 구성요건 중 한 요소인 특정수질유해물질 중의 한 종류로서 법관의 보충적 해석도 거의 필요가 없는 서술적 개념인 ‘구리(동) 및 그 화합물’을 규정하고 있는바, 위 규정 내용 자체는 일반인의 이해와 판단으로서 그 의미를 명확하게 파악할 수 있는 것이어서 명확성의 원칙에 반하는 규정이라고 볼 수 없으며, 기준수치를 정하지 않은 것도 모법의 위임범위를 벗어났다고 할 수 없다.</w:t>
       </w:r>
       <w:r>
         <w:rPr>
@@ -769,212 +928,11 @@
       <w:r>
         <w:rPr>
           <w:rFonts w:ascii="맑은 고딕" w:hAnsi="맑은 고딕" w:eastAsia="맑은 고딕" w:cs="맑은 고딕"/>
-          <w:b/>
           <w:color w:val="000000"/>
           <w:u w:val="single"/>
         </w:rPr>
-        <w:t>② 대법원의 판단 시행규칙이 무효라는 원심의 판단은 수긍하기 어려우나, 범죄의 증명이 없다고 본 결론은 정당하다.</w:t>
-      </w:r>
-      <w:r>
-        <w:rPr>
-          <w:rFonts w:ascii="맑은 고딕" w:hAnsi="맑은 고딕" w:eastAsia="맑은 고딕" w:cs="맑은 고딕"/>
-          <w:color w:val="000000"/>
-        </w:rPr>
-        <w:br/>
-      </w:r>
-      <w:r>
-        <w:rPr>
-          <w:rFonts w:ascii="맑은 고딕" w:hAnsi="맑은 고딕" w:eastAsia="맑은 고딕" w:cs="맑은 고딕"/>
-          <w:color w:val="000000"/>
-        </w:rPr>
-        <w:br/>
-      </w:r>
-      <w:r>
-        <w:rPr>
-          <w:rFonts w:ascii="맑은 고딕" w:hAnsi="맑은 고딕" w:eastAsia="맑은 고딕" w:cs="맑은 고딕"/>
-          <w:color w:val="000000"/>
-        </w:rPr>
-        <w:t>③ 형벌법규의 입법목적이나 전체적 내용, 구조 등을 살펴보아 사물의 변별능력을 제대로 갖춘 일반인의 이해와 판단으로서 구성요건 요소에 해당하는 행위 유형을 정형화하거나 한정할 합리적 해석 기준을 찾을 수 있다면 명확성의 원칙에 반하지 않는다.</w:t>
-      </w:r>
-      <w:r>
-        <w:rPr>
-          <w:rFonts w:ascii="맑은 고딕" w:hAnsi="맑은 고딕" w:eastAsia="맑은 고딕" w:cs="맑은 고딕"/>
-          <w:color w:val="000000"/>
-        </w:rPr>
-        <w:br/>
-      </w:r>
-      <w:r>
-        <w:rPr>
-          <w:rFonts w:ascii="맑은 고딕" w:hAnsi="맑은 고딕" w:eastAsia="맑은 고딕" w:cs="맑은 고딕"/>
-          <w:color w:val="000000"/>
-        </w:rPr>
-        <w:br/>
-      </w:r>
-      <w:r>
-        <w:rPr>
-          <w:rFonts w:ascii="맑은 고딕" w:hAnsi="맑은 고딕" w:eastAsia="맑은 고딕" w:cs="맑은 고딕"/>
-          <w:color w:val="000000"/>
-        </w:rPr>
-        <w:t>④ 이 사건 시행규칙은 법관의 보충적 해석도 거의 필요가 없는 서술적 개념인 ‘구리(동) 및 그 화합물’을 규정하고 있어, 어떤 물질이 이에 해당하는지에 관하여 수범자인 국민의 예측가능성이 충분히 보장되어 있고 법집행자의 자의적 집행 가능성도 거의 없으므로 명확성의 원칙에 반한다고 볼 수 없다.</w:t>
-      </w:r>
-      <w:r>
-        <w:rPr>
-          <w:rFonts w:ascii="맑은 고딕" w:hAnsi="맑은 고딕" w:eastAsia="맑은 고딕" w:cs="맑은 고딕"/>
-          <w:color w:val="000000"/>
-        </w:rPr>
-        <w:br/>
-      </w:r>
-      <w:r>
-        <w:rPr>
-          <w:rFonts w:ascii="맑은 고딕" w:hAnsi="맑은 고딕" w:eastAsia="맑은 고딕" w:cs="맑은 고딕"/>
-          <w:color w:val="000000"/>
-        </w:rPr>
-        <w:br/>
-      </w:r>
-      <w:r>
-        <w:rPr>
-          <w:rFonts w:ascii="맑은 고딕" w:hAnsi="맑은 고딕" w:eastAsia="맑은 고딕" w:cs="맑은 고딕"/>
-          <w:b/>
-          <w:color w:val="000000"/>
-          <w:u w:val="single"/>
-        </w:rPr>
-        <w:t>⑤ 또한 특정수질유해물질을 규정하면서 기준수치를 정하지 않은 것은 모법의 기본적인 입법 목적과 폐수배출시설 허가제도의 취지에 부합하는 것으로서, 모법의 위임범위를 벗어났다거나 개인의 자유와 권리를 자의적으로 제한하는 위헌·위법한 규정이라고 할 수 없다.</w:t>
-      </w:r>
-      <w:r>
-        <w:rPr>
-          <w:rFonts w:ascii="맑은 고딕" w:hAnsi="맑은 고딕" w:eastAsia="맑은 고딕" w:cs="맑은 고딕"/>
-          <w:color w:val="000000"/>
-        </w:rPr>
-        <w:br/>
-      </w:r>
-      <w:r>
-        <w:rPr>
-          <w:rFonts w:ascii="맑은 고딕" w:hAnsi="맑은 고딕" w:eastAsia="맑은 고딕" w:cs="맑은 고딕"/>
-          <w:color w:val="000000"/>
-        </w:rPr>
-        <w:br/>
-      </w:r>
-      <w:r>
-        <w:rPr>
-          <w:rFonts w:ascii="맑은 고딕" w:hAnsi="맑은 고딕" w:eastAsia="맑은 고딕" w:cs="맑은 고딕"/>
-          <w:color w:val="000000"/>
-        </w:rPr>
-        <w:t>⑥ 다만 시행령에서 말하는 ‘특정수질유해물질이 발생되는 배출시설’이라 함은, 폐수배출시설의 기능 및 공정상 특정수질유해물질이 발생되는 경우, 즉 사업자가 사용하는 원료(용수 포함)·부원료·첨가물의 성질 및 그 공정 과정에서의 화학 작용 등이 원인이 되어 특정수질유해물질이 발생되는 경우를 의미한다.</w:t>
-      </w:r>
-      <w:r>
-        <w:rPr>
-          <w:rFonts w:ascii="맑은 고딕" w:hAnsi="맑은 고딕" w:eastAsia="맑은 고딕" w:cs="맑은 고딕"/>
-          <w:color w:val="000000"/>
-        </w:rPr>
-        <w:br/>
-      </w:r>
-      <w:r>
-        <w:rPr>
-          <w:rFonts w:ascii="맑은 고딕" w:hAnsi="맑은 고딕" w:eastAsia="맑은 고딕" w:cs="맑은 고딕"/>
-          <w:color w:val="000000"/>
-        </w:rPr>
-        <w:br/>
-      </w:r>
-      <w:r>
-        <w:rPr>
-          <w:rFonts w:ascii="맑은 고딕" w:hAnsi="맑은 고딕" w:eastAsia="맑은 고딕" w:cs="맑은 고딕"/>
-          <w:color w:val="000000"/>
-        </w:rPr>
-        <w:t>⑦ 피고인이 실제 사용한 물감 등 원료에 구리 등이 포함되어 있지 않았고 시료의 부적합성 등도 인정되는 이상, 시료에 구리화합물이 함유되어 있다는 취지의 검사결과통보서만으로는 피고인이 설치한 폐수배출시설 자체로부터 구리화합물이 발생되었다고 단정하기 어렵다.</w:t>
-      </w:r>
-      <w:r>
-        <w:rPr>
-          <w:rFonts w:ascii="맑은 고딕" w:hAnsi="맑은 고딕" w:eastAsia="맑은 고딕" w:cs="맑은 고딕"/>
-          <w:color w:val="000000"/>
-        </w:rPr>
-        <w:br/>
-      </w:r>
-      <w:r>
-        <w:rPr>
-          <w:rFonts w:ascii="맑은 고딕" w:hAnsi="맑은 고딕" w:eastAsia="맑은 고딕" w:cs="맑은 고딕"/>
-          <w:color w:val="000000"/>
-        </w:rPr>
-        <w:br/>
-      </w:r>
-      <w:r>
-        <w:rPr>
-          <w:rFonts w:ascii="맑은 고딕" w:hAnsi="맑은 고딕" w:eastAsia="맑은 고딕" w:cs="맑은 고딕"/>
-          <w:b/>
-          <w:color w:val="000000"/>
-          <w:u w:val="single"/>
-        </w:rPr>
-        <w:t>⑧ 따라서 이 사건 공소사실은 범죄의 증명이 없는 때에 해당하고, 원심의 결론은 정당하다.</w:t>
-      </w:r>
-    </w:p>
-    <w:p>
-      <w:pPr>
-        <w:autoSpaceDN w:val="0"/>
-        <w:autoSpaceDE w:val="0"/>
-      </w:pPr>
-    </w:p>
-    <w:p>
-      <w:pPr>
-        <w:autoSpaceDN w:val="0"/>
-        <w:autoSpaceDE w:val="0"/>
-      </w:pPr>
-    </w:p>
-    <w:p>
-      <w:pPr>
-        <w:autoSpaceDN w:val="0"/>
-        <w:autoSpaceDE w:val="0"/>
-        <w:pStyle w:val="2"/>
-        <w:spacing w:before="80"/>
-      </w:pPr>
-      <w:r>
-        <w:rPr>
-          <w:rFonts w:ascii="맑은 고딕" w:hAnsi="맑은 고딕" w:eastAsia="맑은 고딕" w:cs="맑은 고딕"/>
-          <w:color w:val="000000"/>
-        </w:rPr>
-        <w:t>5. 판결요지</w:t>
-      </w:r>
-    </w:p>
-    <w:p>
-      <w:pPr>
-        <w:autoSpaceDN w:val="0"/>
-        <w:autoSpaceDE w:val="0"/>
-      </w:pPr>
-      <w:r>
-        <w:rPr>
-          <w:rFonts w:ascii="맑은 고딕" w:hAnsi="맑은 고딕" w:eastAsia="맑은 고딕" w:cs="맑은 고딕"/>
-          <w:b/>
-          <w:color w:val="000000"/>
-          <w:u w:val="single"/>
-        </w:rPr>
-        <w:t>① 수질환경보전법시행규칙 [별표 2]는 형벌조항의 구성요건 중 한 요소인 특정수질유해물질 중의 한 종류로서 법관의 보충적 해석도 거의 필요가 없는 서술적 개념인 ‘구리(동) 및 그 화합물’을 규정하고 있는바, 위 규정 내용 자체는 일반인의 이해와 판단으로서 그 의미를 명확하게 파악할 수 있는 것이어서 명확성의 원칙에 반하는 규정이라고 볼 수 없으며, 기준수치를 정하지 않은 것도 모법의 위임범위를 벗어났다고 할 수 없다.</w:t>
-      </w:r>
-      <w:r>
-        <w:rPr>
-          <w:rFonts w:ascii="맑은 고딕" w:hAnsi="맑은 고딕" w:eastAsia="맑은 고딕" w:cs="맑은 고딕"/>
-          <w:color w:val="000000"/>
-        </w:rPr>
-        <w:br/>
-      </w:r>
-      <w:r>
-        <w:rPr>
-          <w:rFonts w:ascii="맑은 고딕" w:hAnsi="맑은 고딕" w:eastAsia="맑은 고딕" w:cs="맑은 고딕"/>
-          <w:color w:val="000000"/>
-        </w:rPr>
-        <w:br/>
-      </w:r>
-      <w:r>
-        <w:rPr>
-          <w:rFonts w:ascii="맑은 고딕" w:hAnsi="맑은 고딕" w:eastAsia="맑은 고딕" w:cs="맑은 고딕"/>
-          <w:color w:val="000000"/>
-          <w:u w:val="single"/>
-        </w:rPr>
         <w:t>② 수질환경보전법시행령에서 말하는 ‘특정수질유해물질이 발생되는 배출시설’이라 함은, 폐수배출시설의 기능 및 공정상 특정수질유해물질이 발생되는 경우, 즉 사업자가 사용하는 원료(용수 포함)·부원료·첨가물의 성질 및 그 공정 과정에서의 화학 작용 등이 원인이 되어 특정수질유해물질이 발생되는 경우를 의미한다.</w:t>
       </w:r>
-    </w:p>
-    <w:p>
-      <w:pPr>
-        <w:autoSpaceDN w:val="0"/>
-        <w:autoSpaceDE w:val="0"/>
-      </w:pPr>
     </w:p>
     <w:p>
       <w:pPr>
